--- a/docs_stuff/ОтчетПоЛабе5Прог.docx
+++ b/docs_stuff/ОтчетПоЛабе5Прог.docx
@@ -146,16 +146,7 @@
         <w:t>Лабораторная работа №</w:t>
       </w:r>
       <w:r>
-        <w:t>&lt;</w:t>
-      </w:r>
-      <w:r>
-        <w:t>номер</w:t>
-      </w:r>
-      <w:r>
-        <w:t>&gt;</w:t>
-      </w:r>
-      <w:r>
-        <w:t>.</w:t>
+        <w:t>5</w:t>
       </w:r>
     </w:p>
     <w:p>
@@ -164,17 +155,22 @@
         <w:jc w:val="center"/>
       </w:pPr>
       <w:r>
-        <w:t>&lt;</w:t>
-      </w:r>
-      <w:r>
-        <w:t>Тема</w:t>
-      </w:r>
-      <w:r>
-        <w:t>&gt;</w:t>
-      </w:r>
-      <w:r>
-        <w:t>.</w:t>
-      </w:r>
+        <w:rPr>
+          <w:lang w:val="en-US"/>
+        </w:rPr>
+        <w:t>REPL-</w:t>
+      </w:r>
+      <w:r>
+        <w:t xml:space="preserve">программа </w:t>
+      </w:r>
+      <w:proofErr w:type="spellStart"/>
+      <w:r>
+        <w:rPr>
+          <w:lang w:val="en-US"/>
+        </w:rPr>
+        <w:t>HumanBeing</w:t>
+      </w:r>
+      <w:proofErr w:type="spellEnd"/>
     </w:p>
     <w:p>
       <w:pPr>
@@ -185,16 +181,7 @@
         <w:t xml:space="preserve">Вариант </w:t>
       </w:r>
       <w:r>
-        <w:t>&lt;</w:t>
-      </w:r>
-      <w:r>
-        <w:t>Вариант</w:t>
-      </w:r>
-      <w:r>
-        <w:t>&gt;</w:t>
-      </w:r>
-      <w:r>
-        <w:t>.</w:t>
+        <w:t>2564.</w:t>
       </w:r>
     </w:p>
     <w:p>
@@ -265,8 +252,13 @@
       <w:r>
         <w:t xml:space="preserve">                                                              Выполнил: </w:t>
       </w:r>
-      <w:r>
-        <w:t>Кливцов Александр Александрович</w:t>
+      <w:proofErr w:type="spellStart"/>
+      <w:r>
+        <w:t>Кливцов</w:t>
+      </w:r>
+      <w:proofErr w:type="spellEnd"/>
+      <w:r>
+        <w:t xml:space="preserve"> Александр Александрович</w:t>
       </w:r>
       <w:r>
         <w:t xml:space="preserve">, </w:t>
@@ -283,6 +275,9 @@
     <w:p>
       <w:pPr>
         <w:ind w:left="2836" w:firstLine="709"/>
+        <w:rPr>
+          <w:lang w:val="en-US"/>
+        </w:rPr>
       </w:pPr>
       <w:r>
         <w:t xml:space="preserve">   </w:t>
@@ -293,14 +288,13 @@
       <w:r>
         <w:t xml:space="preserve"> </w:t>
       </w:r>
-      <w:r>
-        <w:t>&lt;</w:t>
-      </w:r>
-      <w:r>
-        <w:t xml:space="preserve"> ФИО препода</w:t>
-      </w:r>
-      <w:r>
-        <w:t>&gt;</w:t>
+      <w:proofErr w:type="spellStart"/>
+      <w:r>
+        <w:t>Кобик</w:t>
+      </w:r>
+      <w:proofErr w:type="spellEnd"/>
+      <w:r>
+        <w:t xml:space="preserve"> Никита Алексеевич</w:t>
       </w:r>
     </w:p>
     <w:p>
@@ -371,7 +365,7 @@
         <w:t>6</w:t>
       </w:r>
     </w:p>
-    <w:bookmarkStart w:id="0" w:name="_Toc221101956" w:displacedByCustomXml="next"/>
+    <w:bookmarkStart w:id="0" w:name="_Toc223772545" w:displacedByCustomXml="next"/>
     <w:sdt>
       <w:sdtPr>
         <w:rPr>
@@ -459,7 +453,7 @@
             </w:rPr>
             <w:fldChar w:fldCharType="separate"/>
           </w:r>
-          <w:hyperlink w:anchor="_Toc221101956" w:history="1">
+          <w:hyperlink w:anchor="_Toc223772545" w:history="1">
             <w:r>
               <w:rPr>
                 <w:rStyle w:val="ae"/>
@@ -487,7 +481,7 @@
                 <w:noProof/>
                 <w:webHidden/>
               </w:rPr>
-              <w:instrText xml:space="preserve"> PAGEREF _Toc221101956 \h </w:instrText>
+              <w:instrText xml:space="preserve"> PAGEREF _Toc223772545 \h </w:instrText>
             </w:r>
             <w:r>
               <w:rPr>
@@ -536,7 +530,7 @@
               <w14:ligatures w14:val="standardContextual"/>
             </w:rPr>
           </w:pPr>
-          <w:hyperlink w:anchor="_Toc221101957" w:history="1">
+          <w:hyperlink w:anchor="_Toc223772546" w:history="1">
             <w:r>
               <w:rPr>
                 <w:rStyle w:val="ae"/>
@@ -564,315 +558,7 @@
                 <w:noProof/>
                 <w:webHidden/>
               </w:rPr>
-              <w:instrText xml:space="preserve"> PAGEREF _Toc221101957 \h </w:instrText>
-            </w:r>
-            <w:r>
-              <w:rPr>
-                <w:noProof/>
-                <w:webHidden/>
-              </w:rPr>
-            </w:r>
-            <w:r>
-              <w:rPr>
-                <w:noProof/>
-                <w:webHidden/>
-              </w:rPr>
-              <w:fldChar w:fldCharType="separate"/>
-            </w:r>
-            <w:r>
-              <w:rPr>
-                <w:noProof/>
-                <w:webHidden/>
-              </w:rPr>
-              <w:t>2</w:t>
-            </w:r>
-            <w:r>
-              <w:rPr>
-                <w:noProof/>
-                <w:webHidden/>
-              </w:rPr>
-              <w:fldChar w:fldCharType="end"/>
-            </w:r>
-          </w:hyperlink>
-        </w:p>
-        <w:p>
-          <w:pPr>
-            <w:pStyle w:val="11"/>
-            <w:tabs>
-              <w:tab w:val="right" w:leader="dot" w:pos="9345"/>
-            </w:tabs>
-            <w:rPr>
-              <w:rFonts w:eastAsiaTheme="minorEastAsia" w:cstheme="minorBidi"/>
-              <w:b w:val="0"/>
-              <w:bCs w:val="0"/>
-              <w:i w:val="0"/>
-              <w:iCs w:val="0"/>
-              <w:noProof/>
-              <w:kern w:val="2"/>
-              <w:lang w:eastAsia="ru-RU"/>
-              <w14:ligatures w14:val="standardContextual"/>
-            </w:rPr>
-          </w:pPr>
-          <w:hyperlink w:anchor="_Toc221101958" w:history="1">
-            <w:r>
-              <w:rPr>
-                <w:rStyle w:val="ae"/>
-                <w:rFonts w:ascii="Times New Roman" w:hAnsi="Times New Roman"/>
-                <w:noProof/>
-              </w:rPr>
-              <w:t>№ 1</w:t>
-            </w:r>
-            <w:r>
-              <w:rPr>
-                <w:noProof/>
-                <w:webHidden/>
-              </w:rPr>
-              <w:tab/>
-            </w:r>
-            <w:r>
-              <w:rPr>
-                <w:noProof/>
-                <w:webHidden/>
-              </w:rPr>
-              <w:fldChar w:fldCharType="begin"/>
-            </w:r>
-            <w:r>
-              <w:rPr>
-                <w:noProof/>
-                <w:webHidden/>
-              </w:rPr>
-              <w:instrText xml:space="preserve"> PAGEREF _Toc221101958 \h </w:instrText>
-            </w:r>
-            <w:r>
-              <w:rPr>
-                <w:noProof/>
-                <w:webHidden/>
-              </w:rPr>
-            </w:r>
-            <w:r>
-              <w:rPr>
-                <w:noProof/>
-                <w:webHidden/>
-              </w:rPr>
-              <w:fldChar w:fldCharType="separate"/>
-            </w:r>
-            <w:r>
-              <w:rPr>
-                <w:noProof/>
-                <w:webHidden/>
-              </w:rPr>
-              <w:t>2</w:t>
-            </w:r>
-            <w:r>
-              <w:rPr>
-                <w:noProof/>
-                <w:webHidden/>
-              </w:rPr>
-              <w:fldChar w:fldCharType="end"/>
-            </w:r>
-          </w:hyperlink>
-        </w:p>
-        <w:p>
-          <w:pPr>
-            <w:pStyle w:val="11"/>
-            <w:tabs>
-              <w:tab w:val="right" w:leader="dot" w:pos="9345"/>
-            </w:tabs>
-            <w:rPr>
-              <w:rFonts w:eastAsiaTheme="minorEastAsia" w:cstheme="minorBidi"/>
-              <w:b w:val="0"/>
-              <w:bCs w:val="0"/>
-              <w:i w:val="0"/>
-              <w:iCs w:val="0"/>
-              <w:noProof/>
-              <w:kern w:val="2"/>
-              <w:lang w:eastAsia="ru-RU"/>
-              <w14:ligatures w14:val="standardContextual"/>
-            </w:rPr>
-          </w:pPr>
-          <w:hyperlink w:anchor="_Toc221101959" w:history="1">
-            <w:r>
-              <w:rPr>
-                <w:rStyle w:val="ae"/>
-                <w:rFonts w:ascii="Times New Roman" w:hAnsi="Times New Roman"/>
-                <w:noProof/>
-              </w:rPr>
-              <w:t>Дополнительное задание</w:t>
-            </w:r>
-            <w:r>
-              <w:rPr>
-                <w:noProof/>
-                <w:webHidden/>
-              </w:rPr>
-              <w:tab/>
-            </w:r>
-            <w:r>
-              <w:rPr>
-                <w:noProof/>
-                <w:webHidden/>
-              </w:rPr>
-              <w:fldChar w:fldCharType="begin"/>
-            </w:r>
-            <w:r>
-              <w:rPr>
-                <w:noProof/>
-                <w:webHidden/>
-              </w:rPr>
-              <w:instrText xml:space="preserve"> PAGEREF _Toc221101959 \h </w:instrText>
-            </w:r>
-            <w:r>
-              <w:rPr>
-                <w:noProof/>
-                <w:webHidden/>
-              </w:rPr>
-            </w:r>
-            <w:r>
-              <w:rPr>
-                <w:noProof/>
-                <w:webHidden/>
-              </w:rPr>
-              <w:fldChar w:fldCharType="separate"/>
-            </w:r>
-            <w:r>
-              <w:rPr>
-                <w:noProof/>
-                <w:webHidden/>
-              </w:rPr>
-              <w:t>2</w:t>
-            </w:r>
-            <w:r>
-              <w:rPr>
-                <w:noProof/>
-                <w:webHidden/>
-              </w:rPr>
-              <w:fldChar w:fldCharType="end"/>
-            </w:r>
-          </w:hyperlink>
-        </w:p>
-        <w:p>
-          <w:pPr>
-            <w:pStyle w:val="11"/>
-            <w:tabs>
-              <w:tab w:val="right" w:leader="dot" w:pos="9345"/>
-            </w:tabs>
-            <w:rPr>
-              <w:rFonts w:eastAsiaTheme="minorEastAsia" w:cstheme="minorBidi"/>
-              <w:b w:val="0"/>
-              <w:bCs w:val="0"/>
-              <w:i w:val="0"/>
-              <w:iCs w:val="0"/>
-              <w:noProof/>
-              <w:kern w:val="2"/>
-              <w:lang w:eastAsia="ru-RU"/>
-              <w14:ligatures w14:val="standardContextual"/>
-            </w:rPr>
-          </w:pPr>
-          <w:hyperlink w:anchor="_Toc221101960" w:history="1">
-            <w:r>
-              <w:rPr>
-                <w:rStyle w:val="ae"/>
-                <w:rFonts w:ascii="Times New Roman" w:hAnsi="Times New Roman"/>
-                <w:noProof/>
-              </w:rPr>
-              <w:t>Заключение</w:t>
-            </w:r>
-            <w:r>
-              <w:rPr>
-                <w:noProof/>
-                <w:webHidden/>
-              </w:rPr>
-              <w:tab/>
-            </w:r>
-            <w:r>
-              <w:rPr>
-                <w:noProof/>
-                <w:webHidden/>
-              </w:rPr>
-              <w:fldChar w:fldCharType="begin"/>
-            </w:r>
-            <w:r>
-              <w:rPr>
-                <w:noProof/>
-                <w:webHidden/>
-              </w:rPr>
-              <w:instrText xml:space="preserve"> PAGEREF _Toc221101960 \h </w:instrText>
-            </w:r>
-            <w:r>
-              <w:rPr>
-                <w:noProof/>
-                <w:webHidden/>
-              </w:rPr>
-            </w:r>
-            <w:r>
-              <w:rPr>
-                <w:noProof/>
-                <w:webHidden/>
-              </w:rPr>
-              <w:fldChar w:fldCharType="separate"/>
-            </w:r>
-            <w:r>
-              <w:rPr>
-                <w:noProof/>
-                <w:webHidden/>
-              </w:rPr>
-              <w:t>2</w:t>
-            </w:r>
-            <w:r>
-              <w:rPr>
-                <w:noProof/>
-                <w:webHidden/>
-              </w:rPr>
-              <w:fldChar w:fldCharType="end"/>
-            </w:r>
-          </w:hyperlink>
-        </w:p>
-        <w:p>
-          <w:pPr>
-            <w:pStyle w:val="11"/>
-            <w:tabs>
-              <w:tab w:val="right" w:leader="dot" w:pos="9345"/>
-            </w:tabs>
-            <w:rPr>
-              <w:rFonts w:eastAsiaTheme="minorEastAsia" w:cstheme="minorBidi"/>
-              <w:b w:val="0"/>
-              <w:bCs w:val="0"/>
-              <w:i w:val="0"/>
-              <w:iCs w:val="0"/>
-              <w:noProof/>
-              <w:kern w:val="2"/>
-              <w:lang w:eastAsia="ru-RU"/>
-              <w14:ligatures w14:val="standardContextual"/>
-            </w:rPr>
-          </w:pPr>
-          <w:hyperlink w:anchor="_Toc221101961" w:history="1">
-            <w:r>
-              <w:rPr>
-                <w:rStyle w:val="ae"/>
-                <w:rFonts w:ascii="Times New Roman" w:hAnsi="Times New Roman"/>
-                <w:noProof/>
-              </w:rPr>
-              <w:t>Список использованных источников</w:t>
-            </w:r>
-            <w:r>
-              <w:rPr>
-                <w:noProof/>
-                <w:webHidden/>
-              </w:rPr>
-              <w:tab/>
-            </w:r>
-            <w:r>
-              <w:rPr>
-                <w:noProof/>
-                <w:webHidden/>
-              </w:rPr>
-              <w:fldChar w:fldCharType="begin"/>
-            </w:r>
-            <w:r>
-              <w:rPr>
-                <w:noProof/>
-                <w:webHidden/>
-              </w:rPr>
-              <w:instrText xml:space="preserve"> PAGEREF _Toc221101961 \h </w:instrText>
+              <w:instrText xml:space="preserve"> PAGEREF _Toc223772546 \h </w:instrText>
             </w:r>
             <w:r>
               <w:rPr>
@@ -904,6 +590,160 @@
           </w:hyperlink>
         </w:p>
         <w:p>
+          <w:pPr>
+            <w:pStyle w:val="11"/>
+            <w:tabs>
+              <w:tab w:val="right" w:leader="dot" w:pos="9345"/>
+            </w:tabs>
+            <w:rPr>
+              <w:rFonts w:eastAsiaTheme="minorEastAsia" w:cstheme="minorBidi"/>
+              <w:b w:val="0"/>
+              <w:bCs w:val="0"/>
+              <w:i w:val="0"/>
+              <w:iCs w:val="0"/>
+              <w:noProof/>
+              <w:kern w:val="2"/>
+              <w:lang w:eastAsia="ru-RU"/>
+              <w14:ligatures w14:val="standardContextual"/>
+            </w:rPr>
+          </w:pPr>
+          <w:hyperlink w:anchor="_Toc223772547" w:history="1">
+            <w:r>
+              <w:rPr>
+                <w:rStyle w:val="ae"/>
+                <w:rFonts w:ascii="Times New Roman" w:hAnsi="Times New Roman"/>
+                <w:noProof/>
+              </w:rPr>
+              <w:t>Этапы выполнения</w:t>
+            </w:r>
+            <w:r>
+              <w:rPr>
+                <w:noProof/>
+                <w:webHidden/>
+              </w:rPr>
+              <w:tab/>
+            </w:r>
+            <w:r>
+              <w:rPr>
+                <w:noProof/>
+                <w:webHidden/>
+              </w:rPr>
+              <w:fldChar w:fldCharType="begin"/>
+            </w:r>
+            <w:r>
+              <w:rPr>
+                <w:noProof/>
+                <w:webHidden/>
+              </w:rPr>
+              <w:instrText xml:space="preserve"> PAGEREF _Toc223772547 \h </w:instrText>
+            </w:r>
+            <w:r>
+              <w:rPr>
+                <w:noProof/>
+                <w:webHidden/>
+              </w:rPr>
+            </w:r>
+            <w:r>
+              <w:rPr>
+                <w:noProof/>
+                <w:webHidden/>
+              </w:rPr>
+              <w:fldChar w:fldCharType="separate"/>
+            </w:r>
+            <w:r>
+              <w:rPr>
+                <w:noProof/>
+                <w:webHidden/>
+              </w:rPr>
+              <w:t>4</w:t>
+            </w:r>
+            <w:r>
+              <w:rPr>
+                <w:noProof/>
+                <w:webHidden/>
+              </w:rPr>
+              <w:fldChar w:fldCharType="end"/>
+            </w:r>
+          </w:hyperlink>
+        </w:p>
+        <w:p>
+          <w:pPr>
+            <w:pStyle w:val="11"/>
+            <w:tabs>
+              <w:tab w:val="right" w:leader="dot" w:pos="9345"/>
+            </w:tabs>
+            <w:rPr>
+              <w:rFonts w:eastAsiaTheme="minorEastAsia" w:cstheme="minorBidi"/>
+              <w:b w:val="0"/>
+              <w:bCs w:val="0"/>
+              <w:i w:val="0"/>
+              <w:iCs w:val="0"/>
+              <w:noProof/>
+              <w:kern w:val="2"/>
+              <w:lang w:eastAsia="ru-RU"/>
+              <w14:ligatures w14:val="standardContextual"/>
+            </w:rPr>
+          </w:pPr>
+          <w:hyperlink w:anchor="_Toc223772548" w:history="1">
+            <w:r>
+              <w:rPr>
+                <w:rStyle w:val="ae"/>
+                <w:rFonts w:ascii="Times New Roman" w:hAnsi="Times New Roman"/>
+                <w:noProof/>
+              </w:rPr>
+              <w:t>Заключение</w:t>
+            </w:r>
+            <w:r>
+              <w:rPr>
+                <w:noProof/>
+                <w:webHidden/>
+              </w:rPr>
+              <w:tab/>
+            </w:r>
+            <w:r>
+              <w:rPr>
+                <w:noProof/>
+                <w:webHidden/>
+              </w:rPr>
+              <w:fldChar w:fldCharType="begin"/>
+            </w:r>
+            <w:r>
+              <w:rPr>
+                <w:noProof/>
+                <w:webHidden/>
+              </w:rPr>
+              <w:instrText xml:space="preserve"> PAGEREF _Toc223772548 \h </w:instrText>
+            </w:r>
+            <w:r>
+              <w:rPr>
+                <w:noProof/>
+                <w:webHidden/>
+              </w:rPr>
+            </w:r>
+            <w:r>
+              <w:rPr>
+                <w:noProof/>
+                <w:webHidden/>
+              </w:rPr>
+              <w:fldChar w:fldCharType="separate"/>
+            </w:r>
+            <w:r>
+              <w:rPr>
+                <w:noProof/>
+                <w:webHidden/>
+              </w:rPr>
+              <w:t>5</w:t>
+            </w:r>
+            <w:r>
+              <w:rPr>
+                <w:noProof/>
+                <w:webHidden/>
+              </w:rPr>
+              <w:fldChar w:fldCharType="end"/>
+            </w:r>
+          </w:hyperlink>
+        </w:p>
+        <w:p>
           <w:r>
             <w:rPr>
               <w:b/>
@@ -1120,7 +960,7 @@
           <w:color w:val="000000" w:themeColor="text1"/>
         </w:rPr>
       </w:pPr>
-      <w:bookmarkStart w:id="1" w:name="_Toc221101957"/>
+      <w:bookmarkStart w:id="1" w:name="_Toc223772546"/>
       <w:r>
         <w:rPr>
           <w:rFonts w:ascii="Times New Roman" w:hAnsi="Times New Roman" w:cs="Times New Roman"/>
@@ -1132,11 +972,200 @@
       <w:bookmarkEnd w:id="1"/>
     </w:p>
     <w:p>
+      <w:pPr>
+        <w:rPr>
+          <w:lang w:val="en-US"/>
+        </w:rPr>
+      </w:pPr>
+      <w:r>
+        <w:rPr>
+          <w:noProof/>
+        </w:rPr>
+        <w:drawing>
+          <wp:inline distT="0" distB="0" distL="0" distR="0" wp14:anchorId="1B2567AA" wp14:editId="3BBC8D2A">
+            <wp:extent cx="5940425" cy="2105025"/>
+            <wp:effectExtent l="0" t="0" r="3175" b="3175"/>
+            <wp:docPr id="881884143" name="Рисунок 1" descr="Изображение выглядит как текст, снимок экрана, Шрифт, документ&#10;&#10;Содержимое, созданное искусственным интеллектом, может быть неверным."/>
+            <wp:cNvGraphicFramePr>
+              <a:graphicFrameLocks xmlns:a="http://schemas.openxmlformats.org/drawingml/2006/main" noChangeAspect="1"/>
+            </wp:cNvGraphicFramePr>
+            <a:graphic xmlns:a="http://schemas.openxmlformats.org/drawingml/2006/main">
+              <a:graphicData uri="http://schemas.openxmlformats.org/drawingml/2006/picture">
+                <pic:pic xmlns:pic="http://schemas.openxmlformats.org/drawingml/2006/picture">
+                  <pic:nvPicPr>
+                    <pic:cNvPr id="881884143" name="Рисунок 1" descr="Изображение выглядит как текст, снимок экрана, Шрифт, документ&#10;&#10;Содержимое, созданное искусственным интеллектом, может быть неверным."/>
+                    <pic:cNvPicPr/>
+                  </pic:nvPicPr>
+                  <pic:blipFill>
+                    <a:blip r:embed="rId8" cstate="print">
+                      <a:extLst>
+                        <a:ext uri="{28A0092B-C50C-407E-A947-70E740481C1C}">
+                          <a14:useLocalDpi xmlns:a14="http://schemas.microsoft.com/office/drawing/2010/main" val="0"/>
+                        </a:ext>
+                      </a:extLst>
+                    </a:blip>
+                    <a:stretch>
+                      <a:fillRect/>
+                    </a:stretch>
+                  </pic:blipFill>
+                  <pic:spPr>
+                    <a:xfrm>
+                      <a:off x="0" y="0"/>
+                      <a:ext cx="5940425" cy="2105025"/>
+                    </a:xfrm>
+                    <a:prstGeom prst="rect">
+                      <a:avLst/>
+                    </a:prstGeom>
+                  </pic:spPr>
+                </pic:pic>
+              </a:graphicData>
+            </a:graphic>
+          </wp:inline>
+        </w:drawing>
+      </w:r>
+      <w:r>
+        <w:rPr>
+          <w:noProof/>
+        </w:rPr>
+        <w:drawing>
+          <wp:inline distT="0" distB="0" distL="0" distR="0" wp14:anchorId="70989A73" wp14:editId="7C148EF0">
+            <wp:extent cx="5940425" cy="2799715"/>
+            <wp:effectExtent l="0" t="0" r="3175" b="0"/>
+            <wp:docPr id="1164850831" name="Рисунок 2" descr="Изображение выглядит как текст, снимок экрана, документ, чек&#10;&#10;Содержимое, созданное искусственным интеллектом, может быть неверным."/>
+            <wp:cNvGraphicFramePr>
+              <a:graphicFrameLocks xmlns:a="http://schemas.openxmlformats.org/drawingml/2006/main" noChangeAspect="1"/>
+            </wp:cNvGraphicFramePr>
+            <a:graphic xmlns:a="http://schemas.openxmlformats.org/drawingml/2006/main">
+              <a:graphicData uri="http://schemas.openxmlformats.org/drawingml/2006/picture">
+                <pic:pic xmlns:pic="http://schemas.openxmlformats.org/drawingml/2006/picture">
+                  <pic:nvPicPr>
+                    <pic:cNvPr id="1164850831" name="Рисунок 2" descr="Изображение выглядит как текст, снимок экрана, документ, чек&#10;&#10;Содержимое, созданное искусственным интеллектом, может быть неверным."/>
+                    <pic:cNvPicPr/>
+                  </pic:nvPicPr>
+                  <pic:blipFill>
+                    <a:blip r:embed="rId9" cstate="print">
+                      <a:extLst>
+                        <a:ext uri="{28A0092B-C50C-407E-A947-70E740481C1C}">
+                          <a14:useLocalDpi xmlns:a14="http://schemas.microsoft.com/office/drawing/2010/main" val="0"/>
+                        </a:ext>
+                      </a:extLst>
+                    </a:blip>
+                    <a:stretch>
+                      <a:fillRect/>
+                    </a:stretch>
+                  </pic:blipFill>
+                  <pic:spPr>
+                    <a:xfrm>
+                      <a:off x="0" y="0"/>
+                      <a:ext cx="5940425" cy="2799715"/>
+                    </a:xfrm>
+                    <a:prstGeom prst="rect">
+                      <a:avLst/>
+                    </a:prstGeom>
+                  </pic:spPr>
+                </pic:pic>
+              </a:graphicData>
+            </a:graphic>
+          </wp:inline>
+        </w:drawing>
+      </w:r>
+      <w:r>
+        <w:rPr>
+          <w:noProof/>
+        </w:rPr>
+        <w:drawing>
+          <wp:inline distT="0" distB="0" distL="0" distR="0" wp14:anchorId="6617869E" wp14:editId="2CEF86D6">
+            <wp:extent cx="5940425" cy="1995170"/>
+            <wp:effectExtent l="0" t="0" r="3175" b="0"/>
+            <wp:docPr id="1394796843" name="Рисунок 3" descr="Изображение выглядит как текст, снимок экрана, документ, Шрифт&#10;&#10;Содержимое, созданное искусственным интеллектом, может быть неверным."/>
+            <wp:cNvGraphicFramePr>
+              <a:graphicFrameLocks xmlns:a="http://schemas.openxmlformats.org/drawingml/2006/main" noChangeAspect="1"/>
+            </wp:cNvGraphicFramePr>
+            <a:graphic xmlns:a="http://schemas.openxmlformats.org/drawingml/2006/main">
+              <a:graphicData uri="http://schemas.openxmlformats.org/drawingml/2006/picture">
+                <pic:pic xmlns:pic="http://schemas.openxmlformats.org/drawingml/2006/picture">
+                  <pic:nvPicPr>
+                    <pic:cNvPr id="1394796843" name="Рисунок 3" descr="Изображение выглядит как текст, снимок экрана, документ, Шрифт&#10;&#10;Содержимое, созданное искусственным интеллектом, может быть неверным."/>
+                    <pic:cNvPicPr/>
+                  </pic:nvPicPr>
+                  <pic:blipFill>
+                    <a:blip r:embed="rId10" cstate="print">
+                      <a:extLst>
+                        <a:ext uri="{28A0092B-C50C-407E-A947-70E740481C1C}">
+                          <a14:useLocalDpi xmlns:a14="http://schemas.microsoft.com/office/drawing/2010/main" val="0"/>
+                        </a:ext>
+                      </a:extLst>
+                    </a:blip>
+                    <a:stretch>
+                      <a:fillRect/>
+                    </a:stretch>
+                  </pic:blipFill>
+                  <pic:spPr>
+                    <a:xfrm>
+                      <a:off x="0" y="0"/>
+                      <a:ext cx="5940425" cy="1995170"/>
+                    </a:xfrm>
+                    <a:prstGeom prst="rect">
+                      <a:avLst/>
+                    </a:prstGeom>
+                  </pic:spPr>
+                </pic:pic>
+              </a:graphicData>
+            </a:graphic>
+          </wp:inline>
+        </w:drawing>
+      </w:r>
+      <w:r>
+        <w:rPr>
+          <w:noProof/>
+        </w:rPr>
+        <w:lastRenderedPageBreak/>
+        <w:drawing>
+          <wp:inline distT="0" distB="0" distL="0" distR="0" wp14:anchorId="66BD4888" wp14:editId="7DFEA43C">
+            <wp:extent cx="5940425" cy="3115945"/>
+            <wp:effectExtent l="0" t="0" r="3175" b="0"/>
+            <wp:docPr id="71547672" name="Рисунок 4" descr="Изображение выглядит как текст, документ, снимок экрана, чек&#10;&#10;Содержимое, созданное искусственным интеллектом, может быть неверным."/>
+            <wp:cNvGraphicFramePr>
+              <a:graphicFrameLocks xmlns:a="http://schemas.openxmlformats.org/drawingml/2006/main" noChangeAspect="1"/>
+            </wp:cNvGraphicFramePr>
+            <a:graphic xmlns:a="http://schemas.openxmlformats.org/drawingml/2006/main">
+              <a:graphicData uri="http://schemas.openxmlformats.org/drawingml/2006/picture">
+                <pic:pic xmlns:pic="http://schemas.openxmlformats.org/drawingml/2006/picture">
+                  <pic:nvPicPr>
+                    <pic:cNvPr id="71547672" name="Рисунок 4" descr="Изображение выглядит как текст, документ, снимок экрана, чек&#10;&#10;Содержимое, созданное искусственным интеллектом, может быть неверным."/>
+                    <pic:cNvPicPr/>
+                  </pic:nvPicPr>
+                  <pic:blipFill>
+                    <a:blip r:embed="rId11" cstate="print">
+                      <a:extLst>
+                        <a:ext uri="{28A0092B-C50C-407E-A947-70E740481C1C}">
+                          <a14:useLocalDpi xmlns:a14="http://schemas.microsoft.com/office/drawing/2010/main" val="0"/>
+                        </a:ext>
+                      </a:extLst>
+                    </a:blip>
+                    <a:stretch>
+                      <a:fillRect/>
+                    </a:stretch>
+                  </pic:blipFill>
+                  <pic:spPr>
+                    <a:xfrm>
+                      <a:off x="0" y="0"/>
+                      <a:ext cx="5940425" cy="3115945"/>
+                    </a:xfrm>
+                    <a:prstGeom prst="rect">
+                      <a:avLst/>
+                    </a:prstGeom>
+                  </pic:spPr>
+                </pic:pic>
+              </a:graphicData>
+            </a:graphic>
+          </wp:inline>
+        </w:drawing>
+      </w:r>
       <w:r>
         <w:tab/>
       </w:r>
     </w:p>
-    <w:p/>
     <w:p>
       <w:pPr>
         <w:pStyle w:val="1"/>
@@ -1145,132 +1174,22 @@
           <w:color w:val="000000" w:themeColor="text1"/>
         </w:rPr>
       </w:pPr>
-      <w:bookmarkStart w:id="2" w:name="_Toc221101958"/>
+      <w:bookmarkStart w:id="2" w:name="_Toc223772547"/>
       <w:r>
         <w:rPr>
           <w:rFonts w:ascii="Times New Roman" w:hAnsi="Times New Roman" w:cs="Times New Roman"/>
           <w:color w:val="000000" w:themeColor="text1"/>
         </w:rPr>
-        <w:t xml:space="preserve">№ </w:t>
-      </w:r>
-      <w:r>
-        <w:rPr>
-          <w:rFonts w:ascii="Times New Roman" w:hAnsi="Times New Roman" w:cs="Times New Roman"/>
-          <w:color w:val="000000" w:themeColor="text1"/>
-        </w:rPr>
-        <w:t>1</w:t>
+        <w:t>Этапы выполнения</w:t>
       </w:r>
       <w:bookmarkEnd w:id="2"/>
-    </w:p>
-    <w:p>
-      <w:pPr>
-        <w:rPr>
-          <w:lang w:eastAsia="en-US"/>
-        </w:rPr>
-      </w:pPr>
-    </w:p>
-    <w:p>
-      <w:pPr>
-        <w:pStyle w:val="2"/>
-        <w:rPr>
-          <w:rFonts w:ascii="Times New Roman" w:hAnsi="Times New Roman" w:cs="Times New Roman"/>
-          <w:color w:val="000000" w:themeColor="text1"/>
-          <w:sz w:val="28"/>
-          <w:szCs w:val="28"/>
-        </w:rPr>
-      </w:pPr>
-    </w:p>
-    <w:p>
-      <w:pPr>
-        <w:pStyle w:val="1"/>
-        <w:rPr>
-          <w:rFonts w:ascii="Times New Roman" w:hAnsi="Times New Roman" w:cs="Times New Roman"/>
-          <w:color w:val="000000" w:themeColor="text1"/>
-        </w:rPr>
-      </w:pPr>
-      <w:bookmarkStart w:id="3" w:name="_Toc221101959"/>
-      <w:r>
-        <w:rPr>
-          <w:rFonts w:ascii="Times New Roman" w:hAnsi="Times New Roman" w:cs="Times New Roman"/>
-          <w:color w:val="000000" w:themeColor="text1"/>
-        </w:rPr>
-        <w:t>Дополнительное задание</w:t>
-      </w:r>
-      <w:bookmarkEnd w:id="3"/>
-    </w:p>
-    <w:p>
-      <w:pPr>
-        <w:rPr>
-          <w:lang w:eastAsia="en-US"/>
-        </w:rPr>
-      </w:pPr>
-    </w:p>
-    <w:p>
-      <w:pPr>
-        <w:rPr>
-          <w:lang w:eastAsia="en-US"/>
-        </w:rPr>
-      </w:pPr>
-    </w:p>
-    <w:p>
-      <w:pPr>
-        <w:pStyle w:val="1"/>
-        <w:rPr>
-          <w:rFonts w:ascii="Times New Roman" w:hAnsi="Times New Roman" w:cs="Times New Roman"/>
-          <w:color w:val="000000" w:themeColor="text1"/>
-        </w:rPr>
-      </w:pPr>
-      <w:bookmarkStart w:id="4" w:name="_Toc221101960"/>
-      <w:r>
-        <w:rPr>
-          <w:rFonts w:ascii="Times New Roman" w:hAnsi="Times New Roman" w:cs="Times New Roman"/>
-          <w:color w:val="000000" w:themeColor="text1"/>
-        </w:rPr>
-        <w:t>Заключение</w:t>
-      </w:r>
-      <w:bookmarkEnd w:id="4"/>
-      <w:r>
-        <w:t xml:space="preserve"> </w:t>
-      </w:r>
-    </w:p>
-    <w:p>
-      <w:pPr>
-        <w:rPr>
-          <w:lang w:eastAsia="en-US"/>
-        </w:rPr>
-      </w:pPr>
-    </w:p>
-    <w:p>
-      <w:pPr>
-        <w:rPr>
-          <w:lang w:eastAsia="en-US"/>
-        </w:rPr>
-      </w:pPr>
-    </w:p>
-    <w:p>
-      <w:pPr>
-        <w:pStyle w:val="1"/>
-        <w:rPr>
-          <w:rFonts w:ascii="Times New Roman" w:hAnsi="Times New Roman" w:cs="Times New Roman"/>
-          <w:color w:val="000000" w:themeColor="text1"/>
-        </w:rPr>
-      </w:pPr>
-      <w:bookmarkStart w:id="5" w:name="_Toc221101961"/>
-      <w:r>
-        <w:rPr>
-          <w:rFonts w:ascii="Times New Roman" w:hAnsi="Times New Roman" w:cs="Times New Roman"/>
-          <w:color w:val="000000" w:themeColor="text1"/>
-        </w:rPr>
-        <w:t>Список использованных источников</w:t>
-      </w:r>
-      <w:bookmarkEnd w:id="5"/>
     </w:p>
     <w:p>
       <w:pPr>
         <w:pStyle w:val="af4"/>
         <w:numPr>
           <w:ilvl w:val="0"/>
-          <w:numId w:val="2"/>
+          <w:numId w:val="3"/>
         </w:numPr>
         <w:rPr>
           <w:lang w:eastAsia="en-US"/>
@@ -1280,36 +1199,843 @@
         <w:rPr>
           <w:lang w:eastAsia="en-US"/>
         </w:rPr>
-        <w:t>Косова Е.</w:t>
-      </w:r>
-      <w:r>
-        <w:rPr>
-          <w:lang w:eastAsia="en-US"/>
-        </w:rPr>
-        <w:t xml:space="preserve">А., Системы счисления - </w:t>
-      </w:r>
-      <w:hyperlink r:id="rId8" w:history="1">
+        <w:t>Настройка проекта</w:t>
+      </w:r>
+    </w:p>
+    <w:p>
+      <w:pPr>
+        <w:pStyle w:val="af4"/>
+        <w:numPr>
+          <w:ilvl w:val="1"/>
+          <w:numId w:val="3"/>
+        </w:numPr>
+        <w:rPr>
+          <w:lang w:eastAsia="en-US"/>
+        </w:rPr>
+      </w:pPr>
+      <w:r>
+        <w:rPr>
+          <w:lang w:val="en-US" w:eastAsia="en-US"/>
+        </w:rPr>
+        <w:t>Gradle</w:t>
+      </w:r>
+    </w:p>
+    <w:p>
+      <w:pPr>
+        <w:pStyle w:val="af4"/>
+        <w:numPr>
+          <w:ilvl w:val="1"/>
+          <w:numId w:val="3"/>
+        </w:numPr>
+        <w:rPr>
+          <w:lang w:eastAsia="en-US"/>
+        </w:rPr>
+      </w:pPr>
+      <w:r>
+        <w:rPr>
+          <w:lang w:val="en-US" w:eastAsia="en-US"/>
+        </w:rPr>
+        <w:t xml:space="preserve">Junit5 + </w:t>
+      </w:r>
+      <w:proofErr w:type="spellStart"/>
+      <w:r>
+        <w:rPr>
+          <w:lang w:val="en-US" w:eastAsia="en-US"/>
+        </w:rPr>
+        <w:t>Mockk</w:t>
+      </w:r>
+      <w:proofErr w:type="spellEnd"/>
+      <w:r>
+        <w:rPr>
+          <w:lang w:val="en-US" w:eastAsia="en-US"/>
+        </w:rPr>
+        <w:t xml:space="preserve"> </w:t>
+      </w:r>
+      <w:r>
+        <w:rPr>
+          <w:lang w:eastAsia="en-US"/>
+        </w:rPr>
+        <w:t>для тестов</w:t>
+      </w:r>
+    </w:p>
+    <w:p>
+      <w:pPr>
+        <w:pStyle w:val="af4"/>
+        <w:numPr>
+          <w:ilvl w:val="1"/>
+          <w:numId w:val="3"/>
+        </w:numPr>
+        <w:rPr>
+          <w:lang w:eastAsia="en-US"/>
+        </w:rPr>
+      </w:pPr>
+      <w:proofErr w:type="spellStart"/>
+      <w:r>
+        <w:rPr>
+          <w:lang w:val="en-US" w:eastAsia="en-US"/>
+        </w:rPr>
+        <w:t>ShadowJar</w:t>
+      </w:r>
+      <w:proofErr w:type="spellEnd"/>
+      <w:r>
+        <w:rPr>
+          <w:lang w:val="en-US" w:eastAsia="en-US"/>
+        </w:rPr>
+        <w:t xml:space="preserve"> </w:t>
+      </w:r>
+      <w:r>
+        <w:rPr>
+          <w:lang w:eastAsia="en-US"/>
+        </w:rPr>
+        <w:t xml:space="preserve">для </w:t>
+      </w:r>
+      <w:r>
+        <w:rPr>
+          <w:lang w:val="en-US" w:eastAsia="en-US"/>
+        </w:rPr>
+        <w:t>Jar</w:t>
+      </w:r>
+    </w:p>
+    <w:p>
+      <w:pPr>
+        <w:pStyle w:val="af4"/>
+        <w:ind w:left="1440"/>
+        <w:rPr>
+          <w:lang w:eastAsia="en-US"/>
+        </w:rPr>
+      </w:pPr>
+    </w:p>
+    <w:p>
+      <w:pPr>
+        <w:pStyle w:val="af4"/>
+        <w:numPr>
+          <w:ilvl w:val="0"/>
+          <w:numId w:val="3"/>
+        </w:numPr>
+        <w:rPr>
+          <w:lang w:val="en-US" w:eastAsia="en-US"/>
+        </w:rPr>
+      </w:pPr>
+      <w:r>
+        <w:rPr>
+          <w:lang w:eastAsia="en-US"/>
+        </w:rPr>
+        <w:t>Модели данных</w:t>
+      </w:r>
+    </w:p>
+    <w:p>
+      <w:pPr>
+        <w:pStyle w:val="af4"/>
+        <w:numPr>
+          <w:ilvl w:val="1"/>
+          <w:numId w:val="3"/>
+        </w:numPr>
+        <w:rPr>
+          <w:lang w:val="en-US" w:eastAsia="en-US"/>
+        </w:rPr>
+      </w:pPr>
+      <w:proofErr w:type="spellStart"/>
+      <w:r>
+        <w:rPr>
+          <w:lang w:val="en-US" w:eastAsia="en-US"/>
+        </w:rPr>
+        <w:t>WeaponType</w:t>
+      </w:r>
+      <w:proofErr w:type="spellEnd"/>
+      <w:r>
+        <w:rPr>
+          <w:lang w:val="en-US" w:eastAsia="en-US"/>
+        </w:rPr>
+        <w:t xml:space="preserve">, </w:t>
+      </w:r>
+      <w:proofErr w:type="spellStart"/>
+      <w:r>
+        <w:rPr>
+          <w:lang w:val="en-US" w:eastAsia="en-US"/>
+        </w:rPr>
+        <w:t>HumanBeing</w:t>
+      </w:r>
+      <w:proofErr w:type="spellEnd"/>
+      <w:r>
+        <w:rPr>
+          <w:lang w:val="en-US" w:eastAsia="en-US"/>
+        </w:rPr>
+        <w:t xml:space="preserve"> </w:t>
+      </w:r>
+      <w:r>
+        <w:rPr>
+          <w:lang w:eastAsia="en-US"/>
+        </w:rPr>
+        <w:t xml:space="preserve">и </w:t>
+      </w:r>
+      <w:proofErr w:type="spellStart"/>
+      <w:r>
+        <w:rPr>
+          <w:lang w:eastAsia="en-US"/>
+        </w:rPr>
+        <w:t>тд</w:t>
+      </w:r>
+      <w:proofErr w:type="spellEnd"/>
+      <w:r>
+        <w:rPr>
+          <w:lang w:eastAsia="en-US"/>
+        </w:rPr>
+        <w:t>.</w:t>
+      </w:r>
+    </w:p>
+    <w:p>
+      <w:pPr>
+        <w:pStyle w:val="af4"/>
+        <w:ind w:left="1440"/>
+        <w:rPr>
+          <w:lang w:val="en-US" w:eastAsia="en-US"/>
+        </w:rPr>
+      </w:pPr>
+    </w:p>
+    <w:p>
+      <w:pPr>
+        <w:pStyle w:val="af4"/>
+        <w:numPr>
+          <w:ilvl w:val="0"/>
+          <w:numId w:val="3"/>
+        </w:numPr>
+        <w:rPr>
+          <w:lang w:val="en-US" w:eastAsia="en-US"/>
+        </w:rPr>
+      </w:pPr>
+      <w:r>
+        <w:rPr>
+          <w:lang w:eastAsia="en-US"/>
+        </w:rPr>
+        <w:t>Репозиторий</w:t>
+      </w:r>
+    </w:p>
+    <w:p>
+      <w:pPr>
+        <w:pStyle w:val="af4"/>
+        <w:numPr>
+          <w:ilvl w:val="1"/>
+          <w:numId w:val="3"/>
+        </w:numPr>
+        <w:rPr>
+          <w:lang w:val="en-US" w:eastAsia="en-US"/>
+        </w:rPr>
+      </w:pPr>
+      <w:proofErr w:type="spellStart"/>
+      <w:r>
+        <w:rPr>
+          <w:lang w:val="en-US" w:eastAsia="en-US"/>
+        </w:rPr>
+        <w:t>CollectionManager</w:t>
+      </w:r>
+      <w:proofErr w:type="spellEnd"/>
+      <w:r>
+        <w:rPr>
+          <w:lang w:eastAsia="en-US"/>
+        </w:rPr>
+        <w:t xml:space="preserve"> </w:t>
+      </w:r>
+    </w:p>
+    <w:p>
+      <w:pPr>
+        <w:pStyle w:val="af4"/>
+        <w:ind w:left="1440"/>
+        <w:rPr>
+          <w:lang w:val="en-US" w:eastAsia="en-US"/>
+        </w:rPr>
+      </w:pPr>
+    </w:p>
+    <w:p>
+      <w:pPr>
+        <w:pStyle w:val="af4"/>
+        <w:numPr>
+          <w:ilvl w:val="0"/>
+          <w:numId w:val="3"/>
+        </w:numPr>
+        <w:rPr>
+          <w:lang w:eastAsia="en-US"/>
+        </w:rPr>
+      </w:pPr>
+      <w:r>
+        <w:rPr>
+          <w:lang w:eastAsia="en-US"/>
+        </w:rPr>
+        <w:t xml:space="preserve">Что-то </w:t>
+      </w:r>
+      <w:proofErr w:type="spellStart"/>
+      <w:r>
+        <w:rPr>
+          <w:lang w:eastAsia="en-US"/>
+        </w:rPr>
+        <w:t>типо</w:t>
+      </w:r>
+      <w:proofErr w:type="spellEnd"/>
+      <w:r>
+        <w:rPr>
+          <w:lang w:eastAsia="en-US"/>
+        </w:rPr>
+        <w:t xml:space="preserve"> БД</w:t>
+      </w:r>
+    </w:p>
+    <w:p>
+      <w:pPr>
+        <w:pStyle w:val="af4"/>
+        <w:numPr>
+          <w:ilvl w:val="1"/>
+          <w:numId w:val="3"/>
+        </w:numPr>
+        <w:rPr>
+          <w:lang w:eastAsia="en-US"/>
+        </w:rPr>
+      </w:pPr>
+      <w:proofErr w:type="spellStart"/>
+      <w:r>
+        <w:rPr>
+          <w:lang w:val="en-US" w:eastAsia="en-US"/>
+        </w:rPr>
+        <w:t>FileManager</w:t>
+      </w:r>
+      <w:proofErr w:type="spellEnd"/>
+    </w:p>
+    <w:p>
+      <w:pPr>
+        <w:rPr>
+          <w:lang w:eastAsia="en-US"/>
+        </w:rPr>
+      </w:pPr>
+    </w:p>
+    <w:p>
+      <w:pPr>
+        <w:pStyle w:val="af4"/>
+        <w:numPr>
+          <w:ilvl w:val="0"/>
+          <w:numId w:val="3"/>
+        </w:numPr>
+        <w:rPr>
+          <w:lang w:eastAsia="en-US"/>
+        </w:rPr>
+      </w:pPr>
+      <w:r>
+        <w:rPr>
+          <w:lang w:eastAsia="en-US"/>
+        </w:rPr>
+        <w:t>Ввод (</w:t>
+      </w:r>
+      <w:r>
+        <w:rPr>
+          <w:lang w:val="en-US" w:eastAsia="en-US"/>
+        </w:rPr>
+        <w:t>io</w:t>
+      </w:r>
+      <w:r>
+        <w:rPr>
+          <w:lang w:eastAsia="en-US"/>
+        </w:rPr>
+        <w:t>)</w:t>
+      </w:r>
+    </w:p>
+    <w:p>
+      <w:pPr>
+        <w:pStyle w:val="af4"/>
+        <w:numPr>
+          <w:ilvl w:val="1"/>
+          <w:numId w:val="3"/>
+        </w:numPr>
+        <w:rPr>
+          <w:lang w:eastAsia="en-US"/>
+        </w:rPr>
+      </w:pPr>
+      <w:proofErr w:type="spellStart"/>
+      <w:r>
+        <w:rPr>
+          <w:lang w:val="en-US" w:eastAsia="en-US"/>
+        </w:rPr>
+        <w:t>InputManager</w:t>
+      </w:r>
+      <w:proofErr w:type="spellEnd"/>
+      <w:r>
+        <w:rPr>
+          <w:lang w:eastAsia="en-US"/>
+        </w:rPr>
+        <w:t xml:space="preserve"> – </w:t>
+      </w:r>
+      <w:r>
+        <w:rPr>
+          <w:lang w:eastAsia="en-US"/>
+        </w:rPr>
+        <w:t>интерфейс, благодаря которому можно подменить ввод с консоли файлом и не только.</w:t>
+      </w:r>
+    </w:p>
+    <w:p>
+      <w:pPr>
+        <w:pStyle w:val="af4"/>
+        <w:numPr>
+          <w:ilvl w:val="1"/>
+          <w:numId w:val="3"/>
+        </w:numPr>
+        <w:rPr>
+          <w:lang w:eastAsia="en-US"/>
+        </w:rPr>
+      </w:pPr>
+      <w:proofErr w:type="spellStart"/>
+      <w:r>
+        <w:rPr>
+          <w:lang w:val="en-US" w:eastAsia="en-US"/>
+        </w:rPr>
+        <w:t>ScriptInput</w:t>
+      </w:r>
+      <w:proofErr w:type="spellEnd"/>
+      <w:r>
+        <w:rPr>
+          <w:lang w:eastAsia="en-US"/>
+        </w:rPr>
+        <w:t xml:space="preserve"> </w:t>
+      </w:r>
+      <w:r>
+        <w:rPr>
+          <w:lang w:eastAsia="en-US"/>
+        </w:rPr>
+        <w:t xml:space="preserve">и </w:t>
+      </w:r>
+      <w:proofErr w:type="spellStart"/>
+      <w:r>
+        <w:rPr>
+          <w:lang w:val="en-US" w:eastAsia="en-US"/>
+        </w:rPr>
+        <w:t>ConsoleInput</w:t>
+      </w:r>
+      <w:proofErr w:type="spellEnd"/>
+      <w:r>
+        <w:rPr>
+          <w:lang w:eastAsia="en-US"/>
+        </w:rPr>
+        <w:t xml:space="preserve"> – </w:t>
+      </w:r>
+      <w:r>
+        <w:rPr>
+          <w:lang w:eastAsia="en-US"/>
+        </w:rPr>
+        <w:t>понятно из названия</w:t>
+      </w:r>
+    </w:p>
+    <w:p>
+      <w:pPr>
+        <w:pStyle w:val="af4"/>
+        <w:numPr>
+          <w:ilvl w:val="1"/>
+          <w:numId w:val="3"/>
+        </w:numPr>
+        <w:rPr>
+          <w:lang w:eastAsia="en-US"/>
+        </w:rPr>
+      </w:pPr>
+      <w:proofErr w:type="spellStart"/>
+      <w:r>
+        <w:rPr>
+          <w:lang w:val="en-US" w:eastAsia="en-US"/>
+        </w:rPr>
+        <w:t>HumanBeingBuilder</w:t>
+      </w:r>
+      <w:proofErr w:type="spellEnd"/>
+      <w:r>
+        <w:rPr>
+          <w:lang w:val="en-US" w:eastAsia="en-US"/>
+        </w:rPr>
+        <w:t xml:space="preserve"> – </w:t>
+      </w:r>
+      <w:r>
+        <w:rPr>
+          <w:lang w:eastAsia="en-US"/>
+        </w:rPr>
+        <w:t>пусть будет рядом</w:t>
+      </w:r>
+    </w:p>
+    <w:p>
+      <w:pPr>
+        <w:pStyle w:val="af4"/>
+        <w:ind w:left="1440"/>
+        <w:rPr>
+          <w:lang w:eastAsia="en-US"/>
+        </w:rPr>
+      </w:pPr>
+    </w:p>
+    <w:p>
+      <w:pPr>
+        <w:pStyle w:val="af4"/>
+        <w:numPr>
+          <w:ilvl w:val="0"/>
+          <w:numId w:val="3"/>
+        </w:numPr>
+        <w:rPr>
+          <w:lang w:eastAsia="en-US"/>
+        </w:rPr>
+      </w:pPr>
+      <w:r>
+        <w:rPr>
+          <w:lang w:eastAsia="en-US"/>
+        </w:rPr>
+        <w:t xml:space="preserve">Вот тут уже пошел </w:t>
+      </w:r>
+      <w:r>
+        <w:rPr>
+          <w:lang w:val="en-US" w:eastAsia="en-US"/>
+        </w:rPr>
+        <w:t>Command</w:t>
+      </w:r>
+      <w:r>
+        <w:rPr>
+          <w:lang w:eastAsia="en-US"/>
+        </w:rPr>
+        <w:t xml:space="preserve"> </w:t>
+      </w:r>
+      <w:r>
+        <w:rPr>
+          <w:lang w:val="en-US" w:eastAsia="en-US"/>
+        </w:rPr>
+        <w:t>Pattern</w:t>
+      </w:r>
+      <w:r>
+        <w:rPr>
+          <w:lang w:eastAsia="en-US"/>
+        </w:rPr>
+        <w:t xml:space="preserve"> </w:t>
+      </w:r>
+    </w:p>
+    <w:p>
+      <w:pPr>
+        <w:pStyle w:val="af4"/>
+        <w:numPr>
+          <w:ilvl w:val="1"/>
+          <w:numId w:val="3"/>
+        </w:numPr>
+        <w:rPr>
+          <w:lang w:eastAsia="en-US"/>
+        </w:rPr>
+      </w:pPr>
+      <w:r>
+        <w:rPr>
+          <w:lang w:eastAsia="en-US"/>
+        </w:rPr>
+        <w:t xml:space="preserve">16 команд-классов </w:t>
+      </w:r>
+    </w:p>
+    <w:p>
+      <w:pPr>
+        <w:pStyle w:val="af4"/>
+        <w:numPr>
+          <w:ilvl w:val="1"/>
+          <w:numId w:val="3"/>
+        </w:numPr>
+        <w:rPr>
+          <w:lang w:eastAsia="en-US"/>
+        </w:rPr>
+      </w:pPr>
+      <w:r>
+        <w:rPr>
+          <w:lang w:val="en-US" w:eastAsia="en-US"/>
+        </w:rPr>
+        <w:t>Invoker</w:t>
+      </w:r>
+      <w:r>
+        <w:rPr>
+          <w:lang w:eastAsia="en-US"/>
+        </w:rPr>
+        <w:t xml:space="preserve"> – </w:t>
+      </w:r>
+      <w:r>
+        <w:rPr>
+          <w:lang w:eastAsia="en-US"/>
+        </w:rPr>
+        <w:t xml:space="preserve">запускает команды и хранит историю  </w:t>
+      </w:r>
+    </w:p>
+    <w:p>
+      <w:pPr>
+        <w:pStyle w:val="af4"/>
+        <w:ind w:left="1440"/>
+        <w:rPr>
+          <w:lang w:eastAsia="en-US"/>
+        </w:rPr>
+      </w:pPr>
+    </w:p>
+    <w:p>
+      <w:pPr>
+        <w:pStyle w:val="af4"/>
+        <w:numPr>
+          <w:ilvl w:val="0"/>
+          <w:numId w:val="3"/>
+        </w:numPr>
+        <w:rPr>
+          <w:lang w:val="en-US" w:eastAsia="en-US"/>
+        </w:rPr>
+      </w:pPr>
+      <w:r>
+        <w:rPr>
+          <w:lang w:val="en-US" w:eastAsia="en-US"/>
+        </w:rPr>
+        <w:t>REPL</w:t>
+      </w:r>
+    </w:p>
+    <w:p>
+      <w:pPr>
+        <w:pStyle w:val="af4"/>
+        <w:numPr>
+          <w:ilvl w:val="1"/>
+          <w:numId w:val="3"/>
+        </w:numPr>
+        <w:rPr>
+          <w:lang w:eastAsia="en-US"/>
+        </w:rPr>
+      </w:pPr>
+      <w:r>
+        <w:rPr>
+          <w:lang w:val="en-US" w:eastAsia="en-US"/>
+        </w:rPr>
+        <w:t>Main</w:t>
+      </w:r>
+      <w:r>
+        <w:rPr>
+          <w:lang w:eastAsia="en-US"/>
+        </w:rPr>
+        <w:t>.</w:t>
+      </w:r>
+      <w:r>
+        <w:rPr>
+          <w:lang w:val="en-US" w:eastAsia="en-US"/>
+        </w:rPr>
+        <w:t>kt</w:t>
+      </w:r>
+      <w:r>
+        <w:rPr>
+          <w:lang w:eastAsia="en-US"/>
+        </w:rPr>
+        <w:t xml:space="preserve"> </w:t>
+      </w:r>
+      <w:r>
+        <w:rPr>
+          <w:lang w:eastAsia="en-US"/>
+        </w:rPr>
+        <w:t>проверяет аргументы, запускает всё</w:t>
+      </w:r>
+    </w:p>
+    <w:p>
+      <w:pPr>
+        <w:pStyle w:val="af4"/>
+        <w:ind w:left="1440"/>
+        <w:rPr>
+          <w:lang w:eastAsia="en-US"/>
+        </w:rPr>
+      </w:pPr>
+    </w:p>
+    <w:p>
+      <w:pPr>
+        <w:pStyle w:val="af4"/>
+        <w:numPr>
+          <w:ilvl w:val="0"/>
+          <w:numId w:val="3"/>
+        </w:numPr>
+        <w:rPr>
+          <w:lang w:val="en-US" w:eastAsia="en-US"/>
+        </w:rPr>
+      </w:pPr>
+      <w:r>
+        <w:rPr>
+          <w:lang w:eastAsia="en-US"/>
+        </w:rPr>
+        <w:t>Тесты, тесты, тесты</w:t>
+      </w:r>
+    </w:p>
+    <w:p>
+      <w:pPr>
+        <w:pStyle w:val="af4"/>
+        <w:numPr>
+          <w:ilvl w:val="1"/>
+          <w:numId w:val="3"/>
+        </w:numPr>
+        <w:rPr>
+          <w:lang w:eastAsia="en-US"/>
+        </w:rPr>
+      </w:pPr>
+      <w:proofErr w:type="spellStart"/>
+      <w:r>
+        <w:rPr>
+          <w:lang w:eastAsia="en-US"/>
+        </w:rPr>
+        <w:t>Тестим</w:t>
+      </w:r>
+      <w:proofErr w:type="spellEnd"/>
+      <w:r>
+        <w:rPr>
+          <w:lang w:eastAsia="en-US"/>
+        </w:rPr>
+        <w:t xml:space="preserve"> тесты для теста проги</w:t>
+      </w:r>
+    </w:p>
+    <w:p>
+      <w:pPr>
+        <w:pStyle w:val="af4"/>
+        <w:ind w:left="1440"/>
+        <w:rPr>
+          <w:lang w:eastAsia="en-US"/>
+        </w:rPr>
+      </w:pPr>
+    </w:p>
+    <w:p>
+      <w:pPr>
+        <w:pStyle w:val="af4"/>
+        <w:numPr>
+          <w:ilvl w:val="0"/>
+          <w:numId w:val="3"/>
+        </w:numPr>
+        <w:rPr>
+          <w:lang w:eastAsia="en-US"/>
+        </w:rPr>
+      </w:pPr>
+      <w:r>
+        <w:rPr>
+          <w:lang w:val="en-US" w:eastAsia="en-US"/>
+        </w:rPr>
+        <w:t>Profit.</w:t>
+      </w:r>
+    </w:p>
+    <w:p>
+      <w:pPr>
+        <w:rPr>
+          <w:lang w:val="en-US" w:eastAsia="en-US"/>
+        </w:rPr>
+      </w:pPr>
+      <w:r>
+        <w:rPr>
+          <w:lang w:val="en-US" w:eastAsia="en-US"/>
+        </w:rPr>
+        <w:lastRenderedPageBreak/>
+        <w:t>GitHub:</w:t>
+      </w:r>
+    </w:p>
+    <w:p>
+      <w:pPr>
+        <w:rPr>
+          <w:b/>
+          <w:bCs/>
+          <w:lang w:val="en-US" w:eastAsia="en-US"/>
+        </w:rPr>
+      </w:pPr>
+      <w:hyperlink r:id="rId12" w:history="1">
         <w:r>
           <w:rPr>
             <w:rStyle w:val="ae"/>
-            <w:lang w:eastAsia="en-US"/>
+            <w:lang w:val="en-US" w:eastAsia="en-US"/>
           </w:rPr>
-          <w:t>https://cfuv.ru/wp-content/uploads/2020/10/%D0%A2%D0%90_01.03.04_%D0%9F%D0%9C_2020_%D0%9C%D0%9C1.pdf</w:t>
+          <w:t>https://github.com/notmewhyitsalwaysme/Lab5-prog.git</w:t>
         </w:r>
       </w:hyperlink>
-      <w:r>
-        <w:rPr>
-          <w:lang w:eastAsia="en-US"/>
-        </w:rPr>
-        <w:t xml:space="preserve"> (2015 год)</w:t>
-      </w:r>
-    </w:p>
-    <w:p/>
+    </w:p>
+    <w:p>
+      <w:pPr>
+        <w:rPr>
+          <w:lang w:val="en-US" w:eastAsia="en-US"/>
+        </w:rPr>
+      </w:pPr>
+    </w:p>
+    <w:p>
+      <w:pPr>
+        <w:rPr>
+          <w:lang w:val="en-US" w:eastAsia="en-US"/>
+        </w:rPr>
+      </w:pPr>
+    </w:p>
+    <w:p>
+      <w:pPr>
+        <w:pStyle w:val="1"/>
+        <w:rPr>
+          <w:lang w:val="en-US"/>
+        </w:rPr>
+      </w:pPr>
+      <w:bookmarkStart w:id="3" w:name="_Toc223772548"/>
+      <w:r>
+        <w:rPr>
+          <w:rFonts w:ascii="Times New Roman" w:hAnsi="Times New Roman" w:cs="Times New Roman"/>
+          <w:color w:val="000000" w:themeColor="text1"/>
+        </w:rPr>
+        <w:t>Заключение</w:t>
+      </w:r>
+      <w:bookmarkEnd w:id="3"/>
+      <w:r>
+        <w:t xml:space="preserve"> </w:t>
+      </w:r>
+    </w:p>
+    <w:p>
+      <w:pPr>
+        <w:rPr>
+          <w:lang w:eastAsia="en-US"/>
+        </w:rPr>
+      </w:pPr>
+      <w:r>
+        <w:rPr>
+          <w:lang w:eastAsia="en-US"/>
+        </w:rPr>
+        <w:t xml:space="preserve">Рассел на подиуме в Мельбурне: </w:t>
+      </w:r>
+    </w:p>
+    <w:p>
+      <w:pPr>
+        <w:rPr>
+          <w:lang w:eastAsia="en-US"/>
+        </w:rPr>
+      </w:pPr>
+      <w:r>
+        <w:rPr>
+          <w:noProof/>
+          <w:lang w:eastAsia="en-US"/>
+        </w:rPr>
+        <w:drawing>
+          <wp:inline distT="0" distB="0" distL="0" distR="0" wp14:anchorId="41F0B0F6" wp14:editId="287BC4A4">
+            <wp:extent cx="1238400" cy="1238400"/>
+            <wp:effectExtent l="0" t="0" r="6350" b="6350"/>
+            <wp:docPr id="1305319546" name="Рисунок 5" descr="Изображение выглядит как текст, человек, Человеческое лицо, одежда&#10;&#10;Содержимое, созданное искусственным интеллектом, может быть неверным."/>
+            <wp:cNvGraphicFramePr>
+              <a:graphicFrameLocks xmlns:a="http://schemas.openxmlformats.org/drawingml/2006/main" noChangeAspect="1"/>
+            </wp:cNvGraphicFramePr>
+            <a:graphic xmlns:a="http://schemas.openxmlformats.org/drawingml/2006/main">
+              <a:graphicData uri="http://schemas.openxmlformats.org/drawingml/2006/picture">
+                <pic:pic xmlns:pic="http://schemas.openxmlformats.org/drawingml/2006/picture">
+                  <pic:nvPicPr>
+                    <pic:cNvPr id="1305319546" name="Рисунок 5" descr="Изображение выглядит как текст, человек, Человеческое лицо, одежда&#10;&#10;Содержимое, созданное искусственным интеллектом, может быть неверным."/>
+                    <pic:cNvPicPr/>
+                  </pic:nvPicPr>
+                  <pic:blipFill>
+                    <a:blip r:embed="rId13" cstate="print">
+                      <a:extLst>
+                        <a:ext uri="{28A0092B-C50C-407E-A947-70E740481C1C}">
+                          <a14:useLocalDpi xmlns:a14="http://schemas.microsoft.com/office/drawing/2010/main" val="0"/>
+                        </a:ext>
+                      </a:extLst>
+                    </a:blip>
+                    <a:stretch>
+                      <a:fillRect/>
+                    </a:stretch>
+                  </pic:blipFill>
+                  <pic:spPr>
+                    <a:xfrm>
+                      <a:off x="0" y="0"/>
+                      <a:ext cx="1265073" cy="1265073"/>
+                    </a:xfrm>
+                    <a:prstGeom prst="rect">
+                      <a:avLst/>
+                    </a:prstGeom>
+                  </pic:spPr>
+                </pic:pic>
+              </a:graphicData>
+            </a:graphic>
+          </wp:inline>
+        </w:drawing>
+      </w:r>
+    </w:p>
     <w:p/>
     <w:p/>
     <w:sectPr>
-      <w:footerReference w:type="even" r:id="rId9"/>
-      <w:footerReference w:type="default" r:id="rId10"/>
+      <w:footerReference w:type="even" r:id="rId14"/>
+      <w:footerReference w:type="default" r:id="rId15"/>
       <w:pgSz w:w="11906" w:h="16838"/>
       <w:pgMar w:top="1134" w:right="850" w:bottom="1134" w:left="1701" w:header="720" w:footer="720" w:gutter="0"/>
       <w:cols w:space="720"/>
@@ -1659,11 +2385,103 @@
       </w:pPr>
     </w:lvl>
   </w:abstractNum>
+  <w:abstractNum w:abstractNumId="2" w15:restartNumberingAfterBreak="0">
+    <w:nsid w:val="69BE6873"/>
+    <w:multiLevelType w:val="hybridMultilevel"/>
+    <w:tmpl w:val="1C0A1022"/>
+    <w:lvl w:ilvl="0" w:tplc="0419000F">
+      <w:start w:val="1"/>
+      <w:numFmt w:val="decimal"/>
+      <w:lvlText w:val="%1."/>
+      <w:lvlJc w:val="left"/>
+      <w:pPr>
+        <w:ind w:left="720" w:hanging="360"/>
+      </w:pPr>
+      <w:rPr>
+        <w:rFonts w:hint="default"/>
+      </w:rPr>
+    </w:lvl>
+    <w:lvl w:ilvl="1" w:tplc="04190019">
+      <w:start w:val="1"/>
+      <w:numFmt w:val="lowerLetter"/>
+      <w:lvlText w:val="%2."/>
+      <w:lvlJc w:val="left"/>
+      <w:pPr>
+        <w:ind w:left="1440" w:hanging="360"/>
+      </w:pPr>
+    </w:lvl>
+    <w:lvl w:ilvl="2" w:tplc="0419001B" w:tentative="1">
+      <w:start w:val="1"/>
+      <w:numFmt w:val="lowerRoman"/>
+      <w:lvlText w:val="%3."/>
+      <w:lvlJc w:val="right"/>
+      <w:pPr>
+        <w:ind w:left="2160" w:hanging="180"/>
+      </w:pPr>
+    </w:lvl>
+    <w:lvl w:ilvl="3" w:tplc="0419000F" w:tentative="1">
+      <w:start w:val="1"/>
+      <w:numFmt w:val="decimal"/>
+      <w:lvlText w:val="%4."/>
+      <w:lvlJc w:val="left"/>
+      <w:pPr>
+        <w:ind w:left="2880" w:hanging="360"/>
+      </w:pPr>
+    </w:lvl>
+    <w:lvl w:ilvl="4" w:tplc="04190019" w:tentative="1">
+      <w:start w:val="1"/>
+      <w:numFmt w:val="lowerLetter"/>
+      <w:lvlText w:val="%5."/>
+      <w:lvlJc w:val="left"/>
+      <w:pPr>
+        <w:ind w:left="3600" w:hanging="360"/>
+      </w:pPr>
+    </w:lvl>
+    <w:lvl w:ilvl="5" w:tplc="0419001B" w:tentative="1">
+      <w:start w:val="1"/>
+      <w:numFmt w:val="lowerRoman"/>
+      <w:lvlText w:val="%6."/>
+      <w:lvlJc w:val="right"/>
+      <w:pPr>
+        <w:ind w:left="4320" w:hanging="180"/>
+      </w:pPr>
+    </w:lvl>
+    <w:lvl w:ilvl="6" w:tplc="0419000F" w:tentative="1">
+      <w:start w:val="1"/>
+      <w:numFmt w:val="decimal"/>
+      <w:lvlText w:val="%7."/>
+      <w:lvlJc w:val="left"/>
+      <w:pPr>
+        <w:ind w:left="5040" w:hanging="360"/>
+      </w:pPr>
+    </w:lvl>
+    <w:lvl w:ilvl="7" w:tplc="04190019" w:tentative="1">
+      <w:start w:val="1"/>
+      <w:numFmt w:val="lowerLetter"/>
+      <w:lvlText w:val="%8."/>
+      <w:lvlJc w:val="left"/>
+      <w:pPr>
+        <w:ind w:left="5760" w:hanging="360"/>
+      </w:pPr>
+    </w:lvl>
+    <w:lvl w:ilvl="8" w:tplc="0419001B" w:tentative="1">
+      <w:start w:val="1"/>
+      <w:numFmt w:val="lowerRoman"/>
+      <w:lvlText w:val="%9."/>
+      <w:lvlJc w:val="right"/>
+      <w:pPr>
+        <w:ind w:left="6480" w:hanging="180"/>
+      </w:pPr>
+    </w:lvl>
+  </w:abstractNum>
   <w:num w:numId="1" w16cid:durableId="1434127797">
     <w:abstractNumId w:val="1"/>
   </w:num>
   <w:num w:numId="2" w16cid:durableId="1328244618">
     <w:abstractNumId w:val="0"/>
+  </w:num>
+  <w:num w:numId="3" w16cid:durableId="1225796757">
+    <w:abstractNumId w:val="2"/>
   </w:num>
 </w:numbering>
 </file>
